--- a/output/武侯区供电中心服务提升应用建议_详尽版.docx
+++ b/output/武侯区供电中心服务提升应用建议_详尽版.docx
@@ -2464,7 +2464,10 @@
               <w:pStyle w:val="Compact"/>
             </w:pPr>
             <w:r>
-              <w:t xml:space="preserve">⭐⭐⭐⭐⭐</w:t>
+              <w:rPr>
+                <w:rFonts w:hint="eastAsia"/>
+              </w:rPr>
+              <w:t xml:space="preserve">5星(⭐⭐⭐⭐⭐)</w:t>
             </w:r>
           </w:p>
         </w:tc>
@@ -2518,7 +2521,10 @@
               <w:pStyle w:val="Compact"/>
             </w:pPr>
             <w:r>
-              <w:t xml:space="preserve">⭐⭐⭐⭐⭐</w:t>
+              <w:rPr>
+                <w:rFonts w:hint="eastAsia"/>
+              </w:rPr>
+              <w:t xml:space="preserve">5星(⭐⭐⭐⭐⭐)</w:t>
             </w:r>
           </w:p>
         </w:tc>
@@ -2572,7 +2578,10 @@
               <w:pStyle w:val="Compact"/>
             </w:pPr>
             <w:r>
-              <w:t xml:space="preserve">⭐⭐⭐⭐</w:t>
+              <w:rPr>
+                <w:rFonts w:hint="eastAsia"/>
+              </w:rPr>
+              <w:t xml:space="preserve">4星(⭐⭐⭐⭐)</w:t>
             </w:r>
           </w:p>
         </w:tc>
@@ -2626,7 +2635,10 @@
               <w:pStyle w:val="Compact"/>
             </w:pPr>
             <w:r>
-              <w:t xml:space="preserve">⭐⭐⭐⭐</w:t>
+              <w:rPr>
+                <w:rFonts w:hint="eastAsia"/>
+              </w:rPr>
+              <w:t xml:space="preserve">4星(⭐⭐⭐⭐)</w:t>
             </w:r>
           </w:p>
         </w:tc>
@@ -2680,7 +2692,10 @@
               <w:pStyle w:val="Compact"/>
             </w:pPr>
             <w:r>
-              <w:t xml:space="preserve">⭐⭐⭐⭐⭐</w:t>
+              <w:rPr>
+                <w:rFonts w:hint="eastAsia"/>
+              </w:rPr>
+              <w:t xml:space="preserve">5星(⭐⭐⭐⭐⭐)</w:t>
             </w:r>
           </w:p>
         </w:tc>
@@ -2827,7 +2842,10 @@
               <w:pStyle w:val="Compact"/>
             </w:pPr>
             <w:r>
-              <w:t xml:space="preserve">⭐⭐⭐⭐⭐</w:t>
+              <w:rPr>
+                <w:rFonts w:hint="eastAsia"/>
+              </w:rPr>
+              <w:t xml:space="preserve">5星(⭐⭐⭐⭐⭐)</w:t>
             </w:r>
           </w:p>
         </w:tc>
@@ -2881,7 +2899,10 @@
               <w:pStyle w:val="Compact"/>
             </w:pPr>
             <w:r>
-              <w:t xml:space="preserve">⭐⭐⭐⭐⭐</w:t>
+              <w:rPr>
+                <w:rFonts w:hint="eastAsia"/>
+              </w:rPr>
+              <w:t xml:space="preserve">5星(⭐⭐⭐⭐⭐)</w:t>
             </w:r>
           </w:p>
         </w:tc>
@@ -2935,7 +2956,10 @@
               <w:pStyle w:val="Compact"/>
             </w:pPr>
             <w:r>
-              <w:t xml:space="preserve">⭐⭐⭐⭐</w:t>
+              <w:rPr>
+                <w:rFonts w:hint="eastAsia"/>
+              </w:rPr>
+              <w:t xml:space="preserve">4星(⭐⭐⭐⭐)</w:t>
             </w:r>
           </w:p>
         </w:tc>
@@ -2989,7 +3013,10 @@
               <w:pStyle w:val="Compact"/>
             </w:pPr>
             <w:r>
-              <w:t xml:space="preserve">⭐⭐⭐⭐</w:t>
+              <w:rPr>
+                <w:rFonts w:hint="eastAsia"/>
+              </w:rPr>
+              <w:t xml:space="preserve">4星(⭐⭐⭐⭐)</w:t>
             </w:r>
           </w:p>
         </w:tc>
@@ -3043,7 +3070,10 @@
               <w:pStyle w:val="Compact"/>
             </w:pPr>
             <w:r>
-              <w:t xml:space="preserve">⭐⭐⭐</w:t>
+              <w:rPr>
+                <w:rFonts w:hint="eastAsia"/>
+              </w:rPr>
+              <w:t xml:space="preserve">3星(⭐⭐⭐)</w:t>
             </w:r>
           </w:p>
         </w:tc>
@@ -3082,7 +3112,8 @@
     <w:tbl>
       <w:tblPr>
         <w:tblStyle w:val="Table"/>
-        <w:tblW w:type="auto" w:w="0"/>
+        <w:tblW w:type="pct" w:w="5000"/>
+        <w:tblLayout w:type="fixed"/>
         <w:tblLook w:firstRow="1" w:lastRow="0" w:firstColumn="0" w:lastColumn="0" w:noHBand="0" w:noVBand="0" w:val="0020"/>
       </w:tblPr>
       <w:tblGrid>
@@ -3175,7 +3206,10 @@
               <w:pStyle w:val="Compact"/>
             </w:pPr>
             <w:r>
-              <w:t xml:space="preserve">⭐⭐⭐⭐⭐</w:t>
+              <w:rPr>
+                <w:rFonts w:hint="eastAsia"/>
+              </w:rPr>
+              <w:t xml:space="preserve">5星(⭐⭐⭐⭐⭐)</w:t>
             </w:r>
           </w:p>
         </w:tc>
@@ -3218,7 +3252,10 @@
               <w:pStyle w:val="Compact"/>
             </w:pPr>
             <w:r>
-              <w:t xml:space="preserve">⭐⭐⭐⭐⭐</w:t>
+              <w:rPr>
+                <w:rFonts w:hint="eastAsia"/>
+              </w:rPr>
+              <w:t xml:space="preserve">5星(⭐⭐⭐⭐⭐)</w:t>
             </w:r>
           </w:p>
         </w:tc>
@@ -3261,7 +3298,10 @@
               <w:pStyle w:val="Compact"/>
             </w:pPr>
             <w:r>
-              <w:t xml:space="preserve">⭐⭐⭐⭐</w:t>
+              <w:rPr>
+                <w:rFonts w:hint="eastAsia"/>
+              </w:rPr>
+              <w:t xml:space="preserve">4星(⭐⭐⭐⭐)</w:t>
             </w:r>
           </w:p>
         </w:tc>
@@ -3304,7 +3344,10 @@
               <w:pStyle w:val="Compact"/>
             </w:pPr>
             <w:r>
-              <w:t xml:space="preserve">⭐⭐⭐⭐⭐</w:t>
+              <w:rPr>
+                <w:rFonts w:hint="eastAsia"/>
+              </w:rPr>
+              <w:t xml:space="preserve">5星(⭐⭐⭐⭐⭐)</w:t>
             </w:r>
           </w:p>
         </w:tc>
@@ -42945,7 +42988,10 @@
               <w:pStyle w:val="Compact"/>
             </w:pPr>
             <w:r>
-              <w:t xml:space="preserve">⭐⭐⭐</w:t>
+              <w:rPr>
+                <w:rFonts w:hint="eastAsia"/>
+              </w:rPr>
+              <w:t xml:space="preserve">3星(⭐⭐⭐)</w:t>
             </w:r>
           </w:p>
         </w:tc>
@@ -43016,7 +43062,10 @@
               <w:pStyle w:val="Compact"/>
             </w:pPr>
             <w:r>
-              <w:t xml:space="preserve">⭐⭐⭐⭐</w:t>
+              <w:rPr>
+                <w:rFonts w:hint="eastAsia"/>
+              </w:rPr>
+              <w:t xml:space="preserve">4星(⭐⭐⭐⭐)</w:t>
             </w:r>
           </w:p>
         </w:tc>
@@ -43093,7 +43142,10 @@
               <w:pStyle w:val="Compact"/>
             </w:pPr>
             <w:r>
-              <w:t xml:space="preserve">⭐⭐⭐⭐⭐</w:t>
+              <w:rPr>
+                <w:rFonts w:hint="eastAsia"/>
+              </w:rPr>
+              <w:t xml:space="preserve">5星(⭐⭐⭐⭐⭐)</w:t>
             </w:r>
           </w:p>
         </w:tc>
@@ -43170,7 +43222,10 @@
               <w:pStyle w:val="Compact"/>
             </w:pPr>
             <w:r>
-              <w:t xml:space="preserve">⭐⭐⭐⭐</w:t>
+              <w:rPr>
+                <w:rFonts w:hint="eastAsia"/>
+              </w:rPr>
+              <w:t xml:space="preserve">4星(⭐⭐⭐⭐)</w:t>
             </w:r>
           </w:p>
         </w:tc>
@@ -43247,7 +43302,10 @@
               <w:pStyle w:val="Compact"/>
             </w:pPr>
             <w:r>
-              <w:t xml:space="preserve">⭐⭐⭐</w:t>
+              <w:rPr>
+                <w:rFonts w:hint="eastAsia"/>
+              </w:rPr>
+              <w:t xml:space="preserve">3星(⭐⭐⭐)</w:t>
             </w:r>
           </w:p>
         </w:tc>
@@ -43318,7 +43376,10 @@
               <w:pStyle w:val="Compact"/>
             </w:pPr>
             <w:r>
-              <w:t xml:space="preserve">⭐⭐⭐</w:t>
+              <w:rPr>
+                <w:rFonts w:hint="eastAsia"/>
+              </w:rPr>
+              <w:t xml:space="preserve">3星(⭐⭐⭐)</w:t>
             </w:r>
           </w:p>
         </w:tc>

--- a/output/武侯区供电中心服务提升应用建议_详尽版.docx
+++ b/output/武侯区供电中心服务提升应用建议_详尽版.docx
@@ -2356,7 +2356,8 @@
     <w:tbl>
       <w:tblPr>
         <w:tblStyle w:val="Table"/>
-        <w:tblW w:type="auto" w:w="0"/>
+        <w:tblW w:type="pct" w:w="5000"/>
+        <w:tblLayout w:type="fixed"/>
         <w:tblLook w:firstRow="1" w:lastRow="0" w:firstColumn="0" w:lastColumn="0" w:noHBand="0" w:noVBand="0" w:val="0020"/>
       </w:tblPr>
       <w:tblGrid>
@@ -2467,7 +2468,7 @@
               <w:rPr>
                 <w:rFonts w:hint="eastAsia"/>
               </w:rPr>
-              <w:t xml:space="preserve">5星(⭐⭐⭐⭐⭐)</w:t>
+              <w:t xml:space="preserve">★★★(3星)★(4星)★(5星)</w:t>
             </w:r>
           </w:p>
         </w:tc>
@@ -2524,7 +2525,7 @@
               <w:rPr>
                 <w:rFonts w:hint="eastAsia"/>
               </w:rPr>
-              <w:t xml:space="preserve">5星(⭐⭐⭐⭐⭐)</w:t>
+              <w:t xml:space="preserve">★★★(3星)★(4星)★(5星)</w:t>
             </w:r>
           </w:p>
         </w:tc>
@@ -2581,7 +2582,7 @@
               <w:rPr>
                 <w:rFonts w:hint="eastAsia"/>
               </w:rPr>
-              <w:t xml:space="preserve">4星(⭐⭐⭐⭐)</w:t>
+              <w:t xml:space="preserve">★★★(3星)★(4星)</w:t>
             </w:r>
           </w:p>
         </w:tc>
@@ -2638,7 +2639,7 @@
               <w:rPr>
                 <w:rFonts w:hint="eastAsia"/>
               </w:rPr>
-              <w:t xml:space="preserve">4星(⭐⭐⭐⭐)</w:t>
+              <w:t xml:space="preserve">★★★(3星)★(4星)</w:t>
             </w:r>
           </w:p>
         </w:tc>
@@ -2695,7 +2696,7 @@
               <w:rPr>
                 <w:rFonts w:hint="eastAsia"/>
               </w:rPr>
-              <w:t xml:space="preserve">5星(⭐⭐⭐⭐⭐)</w:t>
+              <w:t xml:space="preserve">★★★(3星)★(4星)★(5星)</w:t>
             </w:r>
           </w:p>
         </w:tc>
@@ -2734,7 +2735,8 @@
     <w:tbl>
       <w:tblPr>
         <w:tblStyle w:val="Table"/>
-        <w:tblW w:type="auto" w:w="0"/>
+        <w:tblW w:type="pct" w:w="5000"/>
+        <w:tblLayout w:type="fixed"/>
         <w:tblLook w:firstRow="1" w:lastRow="0" w:firstColumn="0" w:lastColumn="0" w:noHBand="0" w:noVBand="0" w:val="0020"/>
       </w:tblPr>
       <w:tblGrid>
@@ -2845,7 +2847,7 @@
               <w:rPr>
                 <w:rFonts w:hint="eastAsia"/>
               </w:rPr>
-              <w:t xml:space="preserve">5星(⭐⭐⭐⭐⭐)</w:t>
+              <w:t xml:space="preserve">★★★(3星)★(4星)★(5星)</w:t>
             </w:r>
           </w:p>
         </w:tc>
@@ -2902,7 +2904,7 @@
               <w:rPr>
                 <w:rFonts w:hint="eastAsia"/>
               </w:rPr>
-              <w:t xml:space="preserve">5星(⭐⭐⭐⭐⭐)</w:t>
+              <w:t xml:space="preserve">★★★(3星)★(4星)★(5星)</w:t>
             </w:r>
           </w:p>
         </w:tc>
@@ -2959,7 +2961,7 @@
               <w:rPr>
                 <w:rFonts w:hint="eastAsia"/>
               </w:rPr>
-              <w:t xml:space="preserve">4星(⭐⭐⭐⭐)</w:t>
+              <w:t xml:space="preserve">★★★(3星)★(4星)</w:t>
             </w:r>
           </w:p>
         </w:tc>
@@ -3016,7 +3018,7 @@
               <w:rPr>
                 <w:rFonts w:hint="eastAsia"/>
               </w:rPr>
-              <w:t xml:space="preserve">4星(⭐⭐⭐⭐)</w:t>
+              <w:t xml:space="preserve">★★★(3星)★(4星)</w:t>
             </w:r>
           </w:p>
         </w:tc>
@@ -3073,7 +3075,7 @@
               <w:rPr>
                 <w:rFonts w:hint="eastAsia"/>
               </w:rPr>
-              <w:t xml:space="preserve">3星(⭐⭐⭐)</w:t>
+              <w:t xml:space="preserve">★★★(3星)</w:t>
             </w:r>
           </w:p>
         </w:tc>
@@ -3209,7 +3211,7 @@
               <w:rPr>
                 <w:rFonts w:hint="eastAsia"/>
               </w:rPr>
-              <w:t xml:space="preserve">5星(⭐⭐⭐⭐⭐)</w:t>
+              <w:t xml:space="preserve">★★★(3星)★(4星)★(5星)</w:t>
             </w:r>
           </w:p>
         </w:tc>
@@ -3255,7 +3257,7 @@
               <w:rPr>
                 <w:rFonts w:hint="eastAsia"/>
               </w:rPr>
-              <w:t xml:space="preserve">5星(⭐⭐⭐⭐⭐)</w:t>
+              <w:t xml:space="preserve">★★★(3星)★(4星)★(5星)</w:t>
             </w:r>
           </w:p>
         </w:tc>
@@ -3301,7 +3303,7 @@
               <w:rPr>
                 <w:rFonts w:hint="eastAsia"/>
               </w:rPr>
-              <w:t xml:space="preserve">4星(⭐⭐⭐⭐)</w:t>
+              <w:t xml:space="preserve">★★★(3星)★(4星)</w:t>
             </w:r>
           </w:p>
         </w:tc>
@@ -3347,7 +3349,7 @@
               <w:rPr>
                 <w:rFonts w:hint="eastAsia"/>
               </w:rPr>
-              <w:t xml:space="preserve">5星(⭐⭐⭐⭐⭐)</w:t>
+              <w:t xml:space="preserve">★★★(3星)★(4星)★(5星)</w:t>
             </w:r>
           </w:p>
         </w:tc>
@@ -42991,7 +42993,7 @@
               <w:rPr>
                 <w:rFonts w:hint="eastAsia"/>
               </w:rPr>
-              <w:t xml:space="preserve">3星(⭐⭐⭐)</w:t>
+              <w:t xml:space="preserve">★★★(3星)</w:t>
             </w:r>
           </w:p>
         </w:tc>
@@ -43065,7 +43067,7 @@
               <w:rPr>
                 <w:rFonts w:hint="eastAsia"/>
               </w:rPr>
-              <w:t xml:space="preserve">4星(⭐⭐⭐⭐)</w:t>
+              <w:t xml:space="preserve">★★★(3星)★(4星)</w:t>
             </w:r>
           </w:p>
         </w:tc>
@@ -43145,7 +43147,7 @@
               <w:rPr>
                 <w:rFonts w:hint="eastAsia"/>
               </w:rPr>
-              <w:t xml:space="preserve">5星(⭐⭐⭐⭐⭐)</w:t>
+              <w:t xml:space="preserve">★★★(3星)★(4星)★(5星)</w:t>
             </w:r>
           </w:p>
         </w:tc>
@@ -43225,7 +43227,7 @@
               <w:rPr>
                 <w:rFonts w:hint="eastAsia"/>
               </w:rPr>
-              <w:t xml:space="preserve">4星(⭐⭐⭐⭐)</w:t>
+              <w:t xml:space="preserve">★★★(3星)★(4星)</w:t>
             </w:r>
           </w:p>
         </w:tc>
@@ -43305,7 +43307,7 @@
               <w:rPr>
                 <w:rFonts w:hint="eastAsia"/>
               </w:rPr>
-              <w:t xml:space="preserve">3星(⭐⭐⭐)</w:t>
+              <w:t xml:space="preserve">★★★(3星)</w:t>
             </w:r>
           </w:p>
         </w:tc>
@@ -43379,7 +43381,7 @@
               <w:rPr>
                 <w:rFonts w:hint="eastAsia"/>
               </w:rPr>
-              <w:t xml:space="preserve">3星(⭐⭐⭐)</w:t>
+              <w:t xml:space="preserve">★★★(3星)</w:t>
             </w:r>
           </w:p>
         </w:tc>

--- a/output/武侯区供电中心服务提升应用建议_详尽版.docx
+++ b/output/武侯区供电中心服务提升应用建议_详尽版.docx
@@ -2356,8 +2356,7 @@
     <w:tbl>
       <w:tblPr>
         <w:tblStyle w:val="Table"/>
-        <w:tblW w:type="pct" w:w="5000"/>
-        <w:tblLayout w:type="fixed"/>
+        <w:tblW w:type="auto" w:w="0"/>
         <w:tblLook w:firstRow="1" w:lastRow="0" w:firstColumn="0" w:lastColumn="0" w:noHBand="0" w:noVBand="0" w:val="0020"/>
       </w:tblPr>
       <w:tblGrid>
@@ -2468,7 +2467,7 @@
               <w:rPr>
                 <w:rFonts w:hint="eastAsia"/>
               </w:rPr>
-              <w:t xml:space="preserve">★★★(3星)★(4星)★(5星)</w:t>
+              <w:t xml:space="preserve">3星★(4星)★(5星)</w:t>
             </w:r>
           </w:p>
         </w:tc>
@@ -2525,7 +2524,7 @@
               <w:rPr>
                 <w:rFonts w:hint="eastAsia"/>
               </w:rPr>
-              <w:t xml:space="preserve">★★★(3星)★(4星)★(5星)</w:t>
+              <w:t xml:space="preserve">3星★(4星)★(5星)</w:t>
             </w:r>
           </w:p>
         </w:tc>
@@ -2582,7 +2581,7 @@
               <w:rPr>
                 <w:rFonts w:hint="eastAsia"/>
               </w:rPr>
-              <w:t xml:space="preserve">★★★(3星)★(4星)</w:t>
+              <w:t xml:space="preserve">3星★(4星)</w:t>
             </w:r>
           </w:p>
         </w:tc>
@@ -2639,7 +2638,7 @@
               <w:rPr>
                 <w:rFonts w:hint="eastAsia"/>
               </w:rPr>
-              <w:t xml:space="preserve">★★★(3星)★(4星)</w:t>
+              <w:t xml:space="preserve">3星★(4星)</w:t>
             </w:r>
           </w:p>
         </w:tc>
@@ -2696,7 +2695,7 @@
               <w:rPr>
                 <w:rFonts w:hint="eastAsia"/>
               </w:rPr>
-              <w:t xml:space="preserve">★★★(3星)★(4星)★(5星)</w:t>
+              <w:t xml:space="preserve">3星★(4星)★(5星)</w:t>
             </w:r>
           </w:p>
         </w:tc>
@@ -2735,8 +2734,7 @@
     <w:tbl>
       <w:tblPr>
         <w:tblStyle w:val="Table"/>
-        <w:tblW w:type="pct" w:w="5000"/>
-        <w:tblLayout w:type="fixed"/>
+        <w:tblW w:type="auto" w:w="0"/>
         <w:tblLook w:firstRow="1" w:lastRow="0" w:firstColumn="0" w:lastColumn="0" w:noHBand="0" w:noVBand="0" w:val="0020"/>
       </w:tblPr>
       <w:tblGrid>
@@ -2847,7 +2845,7 @@
               <w:rPr>
                 <w:rFonts w:hint="eastAsia"/>
               </w:rPr>
-              <w:t xml:space="preserve">★★★(3星)★(4星)★(5星)</w:t>
+              <w:t xml:space="preserve">3星★(4星)★(5星)</w:t>
             </w:r>
           </w:p>
         </w:tc>
@@ -2904,7 +2902,7 @@
               <w:rPr>
                 <w:rFonts w:hint="eastAsia"/>
               </w:rPr>
-              <w:t xml:space="preserve">★★★(3星)★(4星)★(5星)</w:t>
+              <w:t xml:space="preserve">3星★(4星)★(5星)</w:t>
             </w:r>
           </w:p>
         </w:tc>
@@ -2961,7 +2959,7 @@
               <w:rPr>
                 <w:rFonts w:hint="eastAsia"/>
               </w:rPr>
-              <w:t xml:space="preserve">★★★(3星)★(4星)</w:t>
+              <w:t xml:space="preserve">3星★(4星)</w:t>
             </w:r>
           </w:p>
         </w:tc>
@@ -3018,7 +3016,7 @@
               <w:rPr>
                 <w:rFonts w:hint="eastAsia"/>
               </w:rPr>
-              <w:t xml:space="preserve">★★★(3星)★(4星)</w:t>
+              <w:t xml:space="preserve">3星★(4星)</w:t>
             </w:r>
           </w:p>
         </w:tc>
@@ -3075,7 +3073,7 @@
               <w:rPr>
                 <w:rFonts w:hint="eastAsia"/>
               </w:rPr>
-              <w:t xml:space="preserve">★★★(3星)</w:t>
+              <w:t xml:space="preserve">3星</w:t>
             </w:r>
           </w:p>
         </w:tc>
@@ -3211,7 +3209,7 @@
               <w:rPr>
                 <w:rFonts w:hint="eastAsia"/>
               </w:rPr>
-              <w:t xml:space="preserve">★★★(3星)★(4星)★(5星)</w:t>
+              <w:t xml:space="preserve">3星★(4星)★(5星)</w:t>
             </w:r>
           </w:p>
         </w:tc>
@@ -3257,7 +3255,7 @@
               <w:rPr>
                 <w:rFonts w:hint="eastAsia"/>
               </w:rPr>
-              <w:t xml:space="preserve">★★★(3星)★(4星)★(5星)</w:t>
+              <w:t xml:space="preserve">3星★(4星)★(5星)</w:t>
             </w:r>
           </w:p>
         </w:tc>
@@ -3303,7 +3301,7 @@
               <w:rPr>
                 <w:rFonts w:hint="eastAsia"/>
               </w:rPr>
-              <w:t xml:space="preserve">★★★(3星)★(4星)</w:t>
+              <w:t xml:space="preserve">3星★(4星)</w:t>
             </w:r>
           </w:p>
         </w:tc>
@@ -3349,7 +3347,7 @@
               <w:rPr>
                 <w:rFonts w:hint="eastAsia"/>
               </w:rPr>
-              <w:t xml:space="preserve">★★★(3星)★(4星)★(5星)</w:t>
+              <w:t xml:space="preserve">3星★(4星)★(5星)</w:t>
             </w:r>
           </w:p>
         </w:tc>
@@ -42993,7 +42991,7 @@
               <w:rPr>
                 <w:rFonts w:hint="eastAsia"/>
               </w:rPr>
-              <w:t xml:space="preserve">★★★(3星)</w:t>
+              <w:t xml:space="preserve">3星</w:t>
             </w:r>
           </w:p>
         </w:tc>
@@ -43067,7 +43065,7 @@
               <w:rPr>
                 <w:rFonts w:hint="eastAsia"/>
               </w:rPr>
-              <w:t xml:space="preserve">★★★(3星)★(4星)</w:t>
+              <w:t xml:space="preserve">3星★(4星)</w:t>
             </w:r>
           </w:p>
         </w:tc>
@@ -43147,7 +43145,7 @@
               <w:rPr>
                 <w:rFonts w:hint="eastAsia"/>
               </w:rPr>
-              <w:t xml:space="preserve">★★★(3星)★(4星)★(5星)</w:t>
+              <w:t xml:space="preserve">3星★(4星)★(5星)</w:t>
             </w:r>
           </w:p>
         </w:tc>
@@ -43227,7 +43225,7 @@
               <w:rPr>
                 <w:rFonts w:hint="eastAsia"/>
               </w:rPr>
-              <w:t xml:space="preserve">★★★(3星)★(4星)</w:t>
+              <w:t xml:space="preserve">3星★(4星)</w:t>
             </w:r>
           </w:p>
         </w:tc>
@@ -43307,7 +43305,7 @@
               <w:rPr>
                 <w:rFonts w:hint="eastAsia"/>
               </w:rPr>
-              <w:t xml:space="preserve">★★★(3星)</w:t>
+              <w:t xml:space="preserve">3星</w:t>
             </w:r>
           </w:p>
         </w:tc>
@@ -43381,7 +43379,7 @@
               <w:rPr>
                 <w:rFonts w:hint="eastAsia"/>
               </w:rPr>
-              <w:t xml:space="preserve">★★★(3星)</w:t>
+              <w:t xml:space="preserve">3星</w:t>
             </w:r>
           </w:p>
         </w:tc>

--- a/output/武侯区供电中心服务提升应用建议_详尽版.docx
+++ b/output/武侯区供电中心服务提升应用建议_详尽版.docx
@@ -2460,14 +2460,8 @@
         <w:tc>
           <w:tcPr/>
           <w:p>
-            <w:pPr>
-              <w:pStyle w:val="Compact"/>
-            </w:pPr>
-            <w:r>
-              <w:rPr>
-                <w:rFonts w:hint="eastAsia"/>
-              </w:rPr>
-              <w:t xml:space="preserve">3星★(4星)★(5星)</w:t>
+            <w:r>
+              <w:t>*****(5星)</w:t>
             </w:r>
           </w:p>
         </w:tc>
@@ -2517,14 +2511,8 @@
         <w:tc>
           <w:tcPr/>
           <w:p>
-            <w:pPr>
-              <w:pStyle w:val="Compact"/>
-            </w:pPr>
-            <w:r>
-              <w:rPr>
-                <w:rFonts w:hint="eastAsia"/>
-              </w:rPr>
-              <w:t xml:space="preserve">3星★(4星)★(5星)</w:t>
+            <w:r>
+              <w:t>*****(5星)</w:t>
             </w:r>
           </w:p>
         </w:tc>
@@ -2574,14 +2562,8 @@
         <w:tc>
           <w:tcPr/>
           <w:p>
-            <w:pPr>
-              <w:pStyle w:val="Compact"/>
-            </w:pPr>
-            <w:r>
-              <w:rPr>
-                <w:rFonts w:hint="eastAsia"/>
-              </w:rPr>
-              <w:t xml:space="preserve">3星★(4星)</w:t>
+            <w:r>
+              <w:t>****(4星)</w:t>
             </w:r>
           </w:p>
         </w:tc>
@@ -2631,14 +2613,8 @@
         <w:tc>
           <w:tcPr/>
           <w:p>
-            <w:pPr>
-              <w:pStyle w:val="Compact"/>
-            </w:pPr>
-            <w:r>
-              <w:rPr>
-                <w:rFonts w:hint="eastAsia"/>
-              </w:rPr>
-              <w:t xml:space="preserve">3星★(4星)</w:t>
+            <w:r>
+              <w:t>****(4星)</w:t>
             </w:r>
           </w:p>
         </w:tc>
@@ -2688,14 +2664,8 @@
         <w:tc>
           <w:tcPr/>
           <w:p>
-            <w:pPr>
-              <w:pStyle w:val="Compact"/>
-            </w:pPr>
-            <w:r>
-              <w:rPr>
-                <w:rFonts w:hint="eastAsia"/>
-              </w:rPr>
-              <w:t xml:space="preserve">3星★(4星)★(5星)</w:t>
+            <w:r>
+              <w:t>*****(5星)</w:t>
             </w:r>
           </w:p>
         </w:tc>
@@ -2838,14 +2808,8 @@
         <w:tc>
           <w:tcPr/>
           <w:p>
-            <w:pPr>
-              <w:pStyle w:val="Compact"/>
-            </w:pPr>
-            <w:r>
-              <w:rPr>
-                <w:rFonts w:hint="eastAsia"/>
-              </w:rPr>
-              <w:t xml:space="preserve">3星★(4星)★(5星)</w:t>
+            <w:r>
+              <w:t>*****(5星)</w:t>
             </w:r>
           </w:p>
         </w:tc>
@@ -2895,14 +2859,8 @@
         <w:tc>
           <w:tcPr/>
           <w:p>
-            <w:pPr>
-              <w:pStyle w:val="Compact"/>
-            </w:pPr>
-            <w:r>
-              <w:rPr>
-                <w:rFonts w:hint="eastAsia"/>
-              </w:rPr>
-              <w:t xml:space="preserve">3星★(4星)★(5星)</w:t>
+            <w:r>
+              <w:t>*****(5星)</w:t>
             </w:r>
           </w:p>
         </w:tc>
@@ -2952,14 +2910,8 @@
         <w:tc>
           <w:tcPr/>
           <w:p>
-            <w:pPr>
-              <w:pStyle w:val="Compact"/>
-            </w:pPr>
-            <w:r>
-              <w:rPr>
-                <w:rFonts w:hint="eastAsia"/>
-              </w:rPr>
-              <w:t xml:space="preserve">3星★(4星)</w:t>
+            <w:r>
+              <w:t>****(4星)</w:t>
             </w:r>
           </w:p>
         </w:tc>
@@ -3009,14 +2961,8 @@
         <w:tc>
           <w:tcPr/>
           <w:p>
-            <w:pPr>
-              <w:pStyle w:val="Compact"/>
-            </w:pPr>
-            <w:r>
-              <w:rPr>
-                <w:rFonts w:hint="eastAsia"/>
-              </w:rPr>
-              <w:t xml:space="preserve">3星★(4星)</w:t>
+            <w:r>
+              <w:t>****(4星)</w:t>
             </w:r>
           </w:p>
         </w:tc>
@@ -3066,14 +3012,8 @@
         <w:tc>
           <w:tcPr/>
           <w:p>
-            <w:pPr>
-              <w:pStyle w:val="Compact"/>
-            </w:pPr>
-            <w:r>
-              <w:rPr>
-                <w:rFonts w:hint="eastAsia"/>
-              </w:rPr>
-              <w:t xml:space="preserve">3星</w:t>
+            <w:r>
+              <w:t>***(3星)</w:t>
             </w:r>
           </w:p>
         </w:tc>
@@ -3202,14 +3142,8 @@
         <w:tc>
           <w:tcPr/>
           <w:p>
-            <w:pPr>
-              <w:pStyle w:val="Compact"/>
-            </w:pPr>
-            <w:r>
-              <w:rPr>
-                <w:rFonts w:hint="eastAsia"/>
-              </w:rPr>
-              <w:t xml:space="preserve">3星★(4星)★(5星)</w:t>
+            <w:r>
+              <w:t>*****(5星)</w:t>
             </w:r>
           </w:p>
         </w:tc>
@@ -3248,14 +3182,8 @@
         <w:tc>
           <w:tcPr/>
           <w:p>
-            <w:pPr>
-              <w:pStyle w:val="Compact"/>
-            </w:pPr>
-            <w:r>
-              <w:rPr>
-                <w:rFonts w:hint="eastAsia"/>
-              </w:rPr>
-              <w:t xml:space="preserve">3星★(4星)★(5星)</w:t>
+            <w:r>
+              <w:t>*****(5星)</w:t>
             </w:r>
           </w:p>
         </w:tc>
@@ -3294,14 +3222,8 @@
         <w:tc>
           <w:tcPr/>
           <w:p>
-            <w:pPr>
-              <w:pStyle w:val="Compact"/>
-            </w:pPr>
-            <w:r>
-              <w:rPr>
-                <w:rFonts w:hint="eastAsia"/>
-              </w:rPr>
-              <w:t xml:space="preserve">3星★(4星)</w:t>
+            <w:r>
+              <w:t>****(4星)</w:t>
             </w:r>
           </w:p>
         </w:tc>
@@ -3340,14 +3262,8 @@
         <w:tc>
           <w:tcPr/>
           <w:p>
-            <w:pPr>
-              <w:pStyle w:val="Compact"/>
-            </w:pPr>
-            <w:r>
-              <w:rPr>
-                <w:rFonts w:hint="eastAsia"/>
-              </w:rPr>
-              <w:t xml:space="preserve">3星★(4星)★(5星)</w:t>
+            <w:r>
+              <w:t>*****(5星)</w:t>
             </w:r>
           </w:p>
         </w:tc>
@@ -42984,14 +42900,8 @@
         <w:tc>
           <w:tcPr/>
           <w:p>
-            <w:pPr>
-              <w:pStyle w:val="Compact"/>
-            </w:pPr>
-            <w:r>
-              <w:rPr>
-                <w:rFonts w:hint="eastAsia"/>
-              </w:rPr>
-              <w:t xml:space="preserve">3星</w:t>
+            <w:r>
+              <w:t>***(3星)</w:t>
             </w:r>
           </w:p>
         </w:tc>
@@ -43058,14 +42968,8 @@
         <w:tc>
           <w:tcPr/>
           <w:p>
-            <w:pPr>
-              <w:pStyle w:val="Compact"/>
-            </w:pPr>
-            <w:r>
-              <w:rPr>
-                <w:rFonts w:hint="eastAsia"/>
-              </w:rPr>
-              <w:t xml:space="preserve">3星★(4星)</w:t>
+            <w:r>
+              <w:t>****(4星)</w:t>
             </w:r>
           </w:p>
         </w:tc>
@@ -43138,14 +43042,8 @@
         <w:tc>
           <w:tcPr/>
           <w:p>
-            <w:pPr>
-              <w:pStyle w:val="Compact"/>
-            </w:pPr>
-            <w:r>
-              <w:rPr>
-                <w:rFonts w:hint="eastAsia"/>
-              </w:rPr>
-              <w:t xml:space="preserve">3星★(4星)★(5星)</w:t>
+            <w:r>
+              <w:t>*****(5星)</w:t>
             </w:r>
           </w:p>
         </w:tc>
@@ -43218,14 +43116,8 @@
         <w:tc>
           <w:tcPr/>
           <w:p>
-            <w:pPr>
-              <w:pStyle w:val="Compact"/>
-            </w:pPr>
-            <w:r>
-              <w:rPr>
-                <w:rFonts w:hint="eastAsia"/>
-              </w:rPr>
-              <w:t xml:space="preserve">3星★(4星)</w:t>
+            <w:r>
+              <w:t>****(4星)</w:t>
             </w:r>
           </w:p>
         </w:tc>
@@ -43298,14 +43190,8 @@
         <w:tc>
           <w:tcPr/>
           <w:p>
-            <w:pPr>
-              <w:pStyle w:val="Compact"/>
-            </w:pPr>
-            <w:r>
-              <w:rPr>
-                <w:rFonts w:hint="eastAsia"/>
-              </w:rPr>
-              <w:t xml:space="preserve">3星</w:t>
+            <w:r>
+              <w:t>***(3星)</w:t>
             </w:r>
           </w:p>
         </w:tc>
@@ -43372,14 +43258,8 @@
         <w:tc>
           <w:tcPr/>
           <w:p>
-            <w:pPr>
-              <w:pStyle w:val="Compact"/>
-            </w:pPr>
-            <w:r>
-              <w:rPr>
-                <w:rFonts w:hint="eastAsia"/>
-              </w:rPr>
-              <w:t xml:space="preserve">3星</w:t>
+            <w:r>
+              <w:t>***(3星)</w:t>
             </w:r>
           </w:p>
         </w:tc>
